--- a/arb/docx/63.content.docx
+++ b/arb/docx/63.content.docx
@@ -733,20 +733,14 @@
         </w:rPr>
         <w:t xml:space="preserve">في </w:t>
       </w:r>
-      <w:hyperlink r:id="rId13">
-        <w:r>
-          <w:rPr>
-            <w:rtl/>
-            <w:cs/>
-            <w:lang w:val="ar_AE" w:bidi="ar_AE"/>
-          </w:rPr>
-          <w:rPr>
-            <w:color w:val="0000EE"/>
-            <w:u w:val="single"/>
-          </w:rPr>
-          <w:t>1:8</w:t>
-        </w:r>
-      </w:hyperlink>
+      <w:r>
+        <w:rPr>
+          <w:rtl/>
+          <w:cs/>
+          <w:lang w:val="ar_AE" w:bidi="ar_AE"/>
+        </w:rPr>
+        <w:t>1:8</w:t>
+      </w:r>
       <w:r>
         <w:rPr>
           <w:rtl/>
@@ -775,20 +769,14 @@
         </w:rPr>
         <w:t xml:space="preserve">في </w:t>
       </w:r>
-      <w:hyperlink r:id="rId14">
-        <w:r>
-          <w:rPr>
-            <w:rtl/>
-            <w:cs/>
-            <w:lang w:val="ar_AE" w:bidi="ar_AE"/>
-          </w:rPr>
-          <w:rPr>
-            <w:color w:val="0000EE"/>
-            <w:u w:val="single"/>
-          </w:rPr>
-          <w:t>1:12</w:t>
-        </w:r>
-      </w:hyperlink>
+      <w:r>
+        <w:rPr>
+          <w:rtl/>
+          <w:cs/>
+          <w:lang w:val="ar_AE" w:bidi="ar_AE"/>
+        </w:rPr>
+        <w:t>1:12</w:t>
+      </w:r>
       <w:r>
         <w:rPr>
           <w:rtl/>
@@ -3640,20 +3628,14 @@
         </w:rPr>
         <w:t xml:space="preserve"> في الآية </w:t>
       </w:r>
-      <w:hyperlink r:id="rId15">
-        <w:r>
-          <w:rPr>
-            <w:rtl/>
-            <w:cs/>
-            <w:lang w:val="ar_AE" w:bidi="ar_AE"/>
-          </w:rPr>
-          <w:rPr>
-            <w:color w:val="0000EE"/>
-            <w:u w:val="single"/>
-          </w:rPr>
-          <w:t>1: 1</w:t>
-        </w:r>
-      </w:hyperlink>
+      <w:r>
+        <w:rPr>
+          <w:rtl/>
+          <w:cs/>
+          <w:lang w:val="ar_AE" w:bidi="ar_AE"/>
+        </w:rPr>
+        <w:t>1: 1</w:t>
+      </w:r>
       <w:r>
         <w:rPr>
           <w:rtl/>
@@ -5133,20 +5115,14 @@
         </w:rPr>
         <w:t xml:space="preserve">في </w:t>
       </w:r>
-      <w:hyperlink r:id="rId15">
-        <w:r>
-          <w:rPr>
-            <w:rtl/>
-            <w:cs/>
-            <w:lang w:val="ar_AE" w:bidi="ar_AE"/>
-          </w:rPr>
-          <w:rPr>
-            <w:color w:val="0000EE"/>
-            <w:u w:val="single"/>
-          </w:rPr>
-          <w:t>1: 1</w:t>
-        </w:r>
-      </w:hyperlink>
+      <w:r>
+        <w:rPr>
+          <w:rtl/>
+          <w:cs/>
+          <w:lang w:val="ar_AE" w:bidi="ar_AE"/>
+        </w:rPr>
+        <w:t>1: 1</w:t>
+      </w:r>
       <w:r>
         <w:rPr>
           <w:rtl/>
@@ -5706,20 +5682,14 @@
         </w:rPr>
         <w:t xml:space="preserve">يتحدث يوحنا هنا كما في الآية </w:t>
       </w:r>
-      <w:hyperlink r:id="rId16">
-        <w:r>
-          <w:rPr>
-            <w:rtl/>
-            <w:cs/>
-            <w:lang w:val="ar_AE" w:bidi="ar_AE"/>
-          </w:rPr>
-          <w:rPr>
-            <w:color w:val="0000EE"/>
-            <w:u w:val="single"/>
-          </w:rPr>
-          <w:t>1: 4</w:t>
-        </w:r>
-      </w:hyperlink>
+      <w:r>
+        <w:rPr>
+          <w:rtl/>
+          <w:cs/>
+          <w:lang w:val="ar_AE" w:bidi="ar_AE"/>
+        </w:rPr>
+        <w:t>1: 4</w:t>
+      </w:r>
       <w:r>
         <w:rPr>
           <w:rtl/>
@@ -5986,20 +5956,14 @@
         </w:rPr>
         <w:t xml:space="preserve"> في هذه الآية مع ضمير الجمع لأن يوحنا يخاطب جماعة من المؤمنين دون استخدام أساليب بلاغية. وهذا هو الحال في بقية الرسالة أيضًا باستثناء النهاية في الآية </w:t>
       </w:r>
-      <w:hyperlink r:id="rId17">
-        <w:r>
-          <w:rPr>
-            <w:rtl/>
-            <w:cs/>
-            <w:lang w:val="ar_AE" w:bidi="ar_AE"/>
-          </w:rPr>
-          <w:rPr>
-            <w:color w:val="0000EE"/>
-            <w:u w:val="single"/>
-          </w:rPr>
-          <w:t>1: 13</w:t>
-        </w:r>
-      </w:hyperlink>
+      <w:r>
+        <w:rPr>
+          <w:rtl/>
+          <w:cs/>
+          <w:lang w:val="ar_AE" w:bidi="ar_AE"/>
+        </w:rPr>
+        <w:t>1: 13</w:t>
+      </w:r>
       <w:r>
         <w:rPr>
           <w:rtl/>
@@ -6352,20 +6316,14 @@
         </w:rPr>
         <w:t xml:space="preserve"> الطريقة التي كان يتنقَّل بها المعلمون الكذبةكما يناقش يوحنا في </w:t>
       </w:r>
-      <w:hyperlink r:id="rId18">
-        <w:r>
-          <w:rPr>
-            <w:rtl/>
-            <w:cs/>
-            <w:lang w:val="ar_AE" w:bidi="ar_AE"/>
-          </w:rPr>
-          <w:rPr>
-            <w:color w:val="0000EE"/>
-            <w:u w:val="single"/>
-          </w:rPr>
-          <w:t>1: 10–11</w:t>
-        </w:r>
-      </w:hyperlink>
+      <w:r>
+        <w:rPr>
+          <w:rtl/>
+          <w:cs/>
+          <w:lang w:val="ar_AE" w:bidi="ar_AE"/>
+        </w:rPr>
+        <w:t>1: 10–11</w:t>
+      </w:r>
       <w:r>
         <w:rPr>
           <w:rtl/>
@@ -9409,20 +9367,14 @@
         </w:rPr>
         <w:t xml:space="preserve"> هنا "أي معلم أو واعظ". لا يريد يوحنا من المؤمنين أن يستقبلوا أي معلم لا يُعلِّم ما علَّمه يسوع وتحديدًا أن يسوع جاء كإنسان (انظر: </w:t>
       </w:r>
-      <w:hyperlink r:id="rId19">
-        <w:r>
-          <w:rPr>
-            <w:rtl/>
-            <w:cs/>
-            <w:lang w:val="ar_AE" w:bidi="ar_AE"/>
-          </w:rPr>
-          <w:rPr>
-            <w:color w:val="0000EE"/>
-            <w:u w:val="single"/>
-          </w:rPr>
-          <w:t>1: 7</w:t>
-        </w:r>
-      </w:hyperlink>
+      <w:r>
+        <w:rPr>
+          <w:rtl/>
+          <w:cs/>
+          <w:lang w:val="ar_AE" w:bidi="ar_AE"/>
+        </w:rPr>
+        <w:t>1: 7</w:t>
+      </w:r>
       <w:r>
         <w:rPr>
           <w:rtl/>
@@ -9792,20 +9744,14 @@
         </w:rPr>
         <w:t xml:space="preserve"> إلى التعليم المذكور في الآية </w:t>
       </w:r>
-      <w:hyperlink r:id="rId19">
-        <w:r>
-          <w:rPr>
-            <w:rtl/>
-            <w:cs/>
-            <w:lang w:val="ar_AE" w:bidi="ar_AE"/>
-          </w:rPr>
-          <w:rPr>
-            <w:color w:val="0000EE"/>
-            <w:u w:val="single"/>
-          </w:rPr>
-          <w:t>1: 7</w:t>
-        </w:r>
-      </w:hyperlink>
+      <w:r>
+        <w:rPr>
+          <w:rtl/>
+          <w:cs/>
+          <w:lang w:val="ar_AE" w:bidi="ar_AE"/>
+        </w:rPr>
+        <w:t>1: 7</w:t>
+      </w:r>
       <w:r>
         <w:rPr>
           <w:rtl/>
@@ -11930,20 +11876,14 @@
         </w:rPr>
         <w:t xml:space="preserve">انظر إلى مناقشة هذه الاستعارة في الجزء 3 من المقدمة. كما يستخدم يوحنا مصطلح "كيريَّة المختارة" كتعبير مجازي للمجموعة من المؤمنين الذين يكتب إليهم في الآية </w:t>
       </w:r>
-      <w:hyperlink r:id="rId15">
-        <w:r>
-          <w:rPr>
-            <w:rtl/>
-            <w:cs/>
-            <w:lang w:val="ar_AE" w:bidi="ar_AE"/>
-          </w:rPr>
-          <w:rPr>
-            <w:color w:val="0000EE"/>
-            <w:u w:val="single"/>
-          </w:rPr>
-          <w:t>1: 1</w:t>
-        </w:r>
-      </w:hyperlink>
+      <w:r>
+        <w:rPr>
+          <w:rtl/>
+          <w:cs/>
+          <w:lang w:val="ar_AE" w:bidi="ar_AE"/>
+        </w:rPr>
+        <w:t>1: 1</w:t>
+      </w:r>
       <w:r>
         <w:rPr>
           <w:rtl/>
